--- a/docs/rewritten_fyp_report_v1.docx
+++ b/docs/rewritten_fyp_report_v1.docx
@@ -1360,7 +1360,7 @@
           <w:sz w:val="20"/>
         </w:rPr>
         <w:tab/>
-        <w:t>34</w:t>
+        <w:t>35</w:t>
       </w:r>
     </w:p>
     <w:p>
@@ -1438,7 +1438,7 @@
           <w:sz w:val="20"/>
         </w:rPr>
         <w:tab/>
-        <w:t>38</w:t>
+        <w:t>39</w:t>
       </w:r>
     </w:p>
     <w:p>
@@ -2892,13 +2892,13 @@
     <w:p>
       <w:pPr/>
       <w:r>
-        <w:t>Compact instruction-tuned language models have moved capable generation into a deployment range that includes consumer GPUs and edge hardware. Qwen3 [1], the Llama 3 family [2], Phi-4-mini [3], and Gemma 2 [4] illustrate the rapid development of models below the scale of frontier systems. In a system designed without remote inference, inputs need not leave the device. This report does not assume a latency, energy, privacy, or monetary benefit from that architecture; it measures only model behaviour. Full-precision inference can nevertheless exceed a target device's memory budget, which motivates deployment-oriented compression [5].</w:t>
+        <w:t>Compact instruction-tuned language models have moved capable generation into a deployment range that includes consumer GPUs and edge hardware. Qwen3 [1], the Llama 3 family [2], Phi-4-mini [3], and Gemma 2 [4] illustrate the rapid development of models below the scale of frontier systems. In a system designed without remote inference, inputs need not leave the device. However, this report does not assume a latency, energy, privacy, or monetary benefit from that architecture, and it measures only model behaviour. Full-precision inference can nevertheless exceed a target device's memory budget, which motivates deployment-oriented compression [5].</w:t>
       </w:r>
     </w:p>
     <w:p>
       <w:pPr/>
       <w:r>
-        <w:t>Post-training quantization addresses that constraint by representing weights, and sometimes activations, at lower precision. AWQ reports deployment-oriented four-bit compression and acceleration on desktop and mobile GPUs [5]. GPTQ demonstrates one-shot weight quantization at model scales up to 175 billion parameters [6]. Across a large scaling-law study, four-bit inference is often the most effective operating point under a fixed memory budget [7]. These results explain why a four-bit model is not an exotic laboratory artefact. It is a plausible deployment form of the model.</w:t>
+        <w:t>Post-training quantization addresses that constraint by representing weights, and sometimes activations, at lower precision. AWQ reports deployment-oriented four-bit compression and acceleration on desktop and mobile GPUs [5]. GPTQ demonstrates one- shot weight quantization at model scales up to 175 billion parameters [6]. Across a large scaling-law study, four-bit inference is often the most effective operating point under a fixed memory budget [7]. Together these results explain why a four-bit model is not an exotic laboratory artefact, but a plausible deployment form of the model.</w:t>
       </w:r>
     </w:p>
     <w:p>
@@ -2910,7 +2910,7 @@
     <w:p>
       <w:pPr/>
       <w:r>
-        <w:t>Refusal behaviour gives a concrete reason for concern. Helpful and harmless assistant training introduces a learned behavioural policy [14]. Mechanistic work finds that refusal can be mediated by a concentrated direction in activation space [15], while other evidence suggests that safety alignment may be shallow in the generation process [16]. Fine-tuning on a very small adversarial dataset can weaken safeguards [17]. These findings do not prove that ordinary NF4 quantization will damage safety. They do show that a weight-modifying deployment step should be measured rather than assumed benign.</w:t>
+        <w:t>Refusal behaviour gives a concrete reason for concern. Helpful and harmless assistant training introduces a learned behavioural policy [14]. Mechanistic work finds that refusal can be mediated by a concentrated direction in activation space [15], while other evidence suggests that safety alignment may be shallow in the generation process [16]. Fine-tuning on a very small adversarial dataset can weaken safeguards [17]. These findings do not prove that ordinary NF4 quantization will damage safety. They do, however, show that a weight-modifying deployment step should be measured rather than assumed benign.</w:t>
       </w:r>
     </w:p>
     <w:p>
@@ -3004,7 +3004,7 @@
     <w:p>
       <w:pPr/>
       <w:r>
-        <w:t>The capability instruments are a six-subject MMLU subset and ARC-Challenge. They provide two distinct multiple-choice anchors, but they do not measure every form of capability. The main generation budget is 512 new tokens and the primary decoding condition is greedy. A five-seed stochastic arm is a sensitivity analysis rather than part of the primary family of tests.</w:t>
+        <w:t>The capability instruments are a six-subject MMLU subset and ARC-Challenge. They provide two distinct multiple-choice anchors, but they do not measure every form of capability. The main generation budget is 512 new tokens and the primary decoding condition is greedy, while a five-seed stochastic arm is a sensitivity analysis rather than part of the primary family of tests.</w:t>
       </w:r>
     </w:p>
     <w:p>
@@ -3095,7 +3095,7 @@
     <w:p>
       <w:pPr/>
       <w:r>
-        <w:t>TrustLLM evaluates trustworthiness across safety, truthfulness, fairness, robustness, privacy, and machine ethics [20]. DecodingTrust provides another broad assessment, with detailed testing of toxicity, stereotypes, privacy, robustness, and related properties [21]. SafetyBench focuses more directly on safety knowledge through a large bilingual multiple-choice benchmark [22]. These suites established the importance of evaluating more than ordinary task accuracy. They also reveal a limitation for the present question: the model is generally treated as a fixed system rather than as one member of a matched precision pair.</w:t>
+        <w:t>TrustLLM evaluates trustworthiness across safety, truthfulness, fairness, robustness, privacy, and machine ethics [20]. DecodingTrust provides another broad assessment, with detailed testing of toxicity, stereotypes, privacy, robustness, and related properties [21]. SafetyBench focuses more directly on safety knowledge through a large bilingual multiple-choice benchmark [22]. These suites established the importance of evaluating more than ordinary task accuracy. However, they also reveal a limitation for the present question: the model is generally treated as a fixed system rather than as one member of a matched precision pair.</w:t>
       </w:r>
     </w:p>
     <w:p>
@@ -3119,19 +3119,19 @@
     <w:p>
       <w:pPr/>
       <w:r>
-        <w:t>The three broad trustworthiness suites also illustrate a recurring trade-off in benchmark design. Breadth increases coverage, but it can make the treatment and scorer less visible. A composite trustworthiness score may combine factuality, privacy, bias, toxicity, and robustness even though those dimensions respond differently to compression. This is useful for model comparison, but less suitable for causal attribution. A matched quantization study benefits from fewer outcomes with explicit constructs, because the route from a prompt-level decision to the reported metric can be inspected.</w:t>
+        <w:t>The three broad trustworthiness suites also illustrate a recurring trade-off in benchmark design. Breadth increases coverage, but it can make the treatment and scorer less visible. A composite trustworthiness score may combine factuality, privacy, bias, toxicity, and robustness even though those dimensions respond differently to compression. This is useful for model comparison, but less suitable for causal attribution. Consequently, a matched quantization study benefits from fewer outcomes with explicit constructs, because the route from a prompt-level decision to the reported metric can be inspected.</w:t>
       </w:r>
     </w:p>
     <w:p>
       <w:pPr/>
       <w:r>
-        <w:t>SafetyBench's multiple-choice format is valuable for safety knowledge, but knowing the correct policy answer is not the same as refusing a harmful request during generation [22]. HarmBench and XSTest evaluate generated responses, so they are closer to deployment behaviour. Their outputs are harder to score. The scorer must decide whether a response complies, refuses, equivocates, or supplies partial information. That additional measurement uncertainty is one reason the present study treats scorer validation as a research result rather than a preprocessing detail.</w:t>
+        <w:t>SafetyBench's multiple-choice format is valuable for safety knowledge, but knowing the correct policy answer is not the same as refusing a harmful request during generation [22]. HarmBench and XSTest evaluate generated responses, so they are closer to deployment behaviour. However, their outputs are harder to score, because the scorer must decide whether a response complies, refuses, equivocates, or supplies partial information. That additional measurement uncertainty is one reason the present study treats scorer validation as a research result rather than a preprocessing detail.</w:t>
       </w:r>
     </w:p>
     <w:p>
       <w:pPr/>
       <w:r>
-        <w:t>MMLU and ARC also differ in useful ways. MMLU spans many academic and professional domains but the present project uses a six-subject subset, which limits subject coverage. ARC-Challenge is larger in this experiment and concentrates on difficult science questions. Agreement between them would strengthen a broad capability interpretation; disagreement suggests that the effect is task-specific. The report therefore avoids collapsing the two benchmarks into one undocumented capability index.</w:t>
+        <w:t>MMLU and ARC also differ in useful ways. MMLU spans many academic and professional domains but the present project uses a six-subject subset, which limits subject coverage. ARC-Challenge is larger in this experiment and concentrates on difficult science questions. Agreement between them would strengthen a broad capability interpretation, whereas disagreement suggests that the effect is task-specific. The report therefore avoids collapsing the two benchmarks into one undocumented capability index.</w:t>
       </w:r>
     </w:p>
     <w:p>
@@ -3145,7 +3145,7 @@
     <w:p>
       <w:pPr/>
       <w:r>
-        <w:t>Quantization methods differ in the quantities they compress and in the information they use during calibration. Scaling work shows that larger models often tolerate reduced precision better than smaller ones, but the relationship depends on model scale and task [29]. SmoothQuant migrates activation difficulty into weights to enable W8A8 inference [30]. SparseGPT demonstrates that a different compression operation, pruning, can remove many weights in one shot [31]. These methods are not interchangeable interventions.</w:t>
+        <w:t>Quantization methods differ in the quantities they compress and in the information they use during calibration. Scaling work shows that larger models often tolerate reduced precision better than smaller ones, but the relationship depends on model scale and task [29]. SmoothQuant migrates activation difficulty into weights to enable W8A8 inference [30], while SparseGPT demonstrates that a different compression operation, pruning, can remove many weights in one shot [31]. Therefore, these methods are not interchangeable interventions.</w:t>
       </w:r>
     </w:p>
     <w:p>
@@ -3175,7 +3175,7 @@
     <w:p>
       <w:pPr/>
       <w:r>
-        <w:t>Capability-focused evaluations provide a useful prior expectation. Four-bit results are often close to full precision on aggregate tasks, especially as model size grows [7]-[9]. However, average resilience can conceal subgroup damage. Marchisio et al. show that multilingual quantization effects differ by language; on the paper's Japanese evaluation, the human-assessed loss is substantially larger than the automatic-metric loss [13]. The parallel for safety is direct: a headline average is insufficient if scorer error is concentrated in one model family or response style.</w:t>
+        <w:t>Capability-focused evaluations provide a useful prior expectation. Four-bit results are often close to full precision on aggregate tasks, especially as model size grows [7]-[9]. However, average resilience can conceal subgroup damage. Marchisio et al. show that multilingual quantization effects differ by language, and on the paper's Japanese evaluation the human-assessed loss is substantially larger than the automatic-metric loss [13]. The parallel for safety is direct: a headline average is insufficient if scorer error is concentrated in one model family or response style.</w:t>
       </w:r>
     </w:p>
     <w:p>
@@ -3219,7 +3219,7 @@
     <w:p>
       <w:pPr/>
       <w:r>
-        <w:t>They also differ in outcome construction. Some studies use refusal or toxicity as a safety proxy, others use broad trustworthiness suites, and HarmLevelBench grades the level of harm in a response [35]. These are related but non-identical constructs. A quantized model could become more willing to answer without becoming more capable of completing a harmful task, or it could retain its refusal language while leaking information. The chosen evaluator determines which of these changes is counted.</w:t>
+        <w:t>They also differ in outcome construction. Some studies use refusal or toxicity as a safety proxy, others use broad trustworthiness suites, and HarmLevelBench grades the level of harm in a response [35]. These are related but non-identical constructs. For example, a quantized model could become more willing to answer without becoming more capable of completing a harmful task, or it could retain its refusal language while leaking information. Consequently, the chosen evaluator determines which of these changes is counted.</w:t>
       </w:r>
     </w:p>
     <w:p>
@@ -3275,7 +3275,7 @@
     <w:p>
       <w:pPr/>
       <w:r>
-        <w:t>StrongREJECT introduces response quality into jailbreak evaluation [41]. That move is conceptually close to capability anchoring: both prevent inability from being counted as safety. The implementations differ. StrongREJECT assesses how fully an unsafe request is answered, while this study uses independent MMLU and ARC tasks to detect broader capability loss. The latter cannot tell whether a particular harmful answer is low quality, but it can reveal a general degradation that would make a safe-ward shift less persuasive.</w:t>
+        <w:t>StrongREJECT introduces response quality into jailbreak evaluation [41]. That move is conceptually close to capability anchoring, because both prevent inability from being counted as safety. However, the implementations differ: StrongREJECT assesses how fully an unsafe request is answered, while this study uses independent MMLU and ARC tasks to detect broader capability loss. The latter cannot tell whether a particular harmful answer is low quality, but it can reveal a general degradation that would make a safe-ward shift less persuasive.</w:t>
       </w:r>
     </w:p>
     <w:p>
@@ -5267,7 +5267,7 @@
     <w:p>
       <w:pPr/>
       <w:r>
-        <w:t>The gap is not merely that no earlier paper used the same list of benchmarks. The missing link is inferential. Prior work often demonstrates that a metric changes, but the change is not always separated from capability, scorer error, truncation, or multiplicity. This study builds those alternatives into the design. A safety claim becomes credible only after the neighbouring explanations have been tested.</w:t>
+        <w:t>The gap is not merely that no earlier paper used the same list of benchmarks. The missing link is inferential: prior work often demonstrates that a metric changes, but the change is not always separated from capability, scorer error, truncation, or multiplicity. This study builds those alternatives into the design, because a safety claim becomes credible only after the neighbouring explanations have been tested.</w:t>
       </w:r>
     </w:p>
     <w:p>
@@ -5293,7 +5293,7 @@
     <w:p>
       <w:pPr/>
       <w:r>
-        <w:t>The reviewed literature suggests that a convincing quantization-safety experiment must control three layers at once. The model layer requires identical checkpoint provenance within a pair. The evaluation layer requires safety, benign refusal, and capability outcomes. The inference layer requires fixed prompt formatting, decoding controls, and generation budgets. A weakness in any layer can create a treatment effect that is not caused by the quantizer.</w:t>
+        <w:t>The reviewed literature suggests that a convincing quantization-safety experiment must control three layers at once. The model layer requires identical checkpoint provenance within a pair, the evaluation layer requires safety, benign refusal, and capability outcomes, and the inference layer requires fixed prompt formatting, decoding controls, and generation budgets. Crucially, a weakness in any layer can create a treatment effect that is not caused by the quantizer.</w:t>
       </w:r>
     </w:p>
     <w:p>
@@ -5334,37 +5334,37 @@
     <w:p>
       <w:pPr/>
       <w:r>
-        <w:t>Each experimental unit is a matched pair containing a baseline model and a quantized model. Both members use the same model identifier and pinned revision. The baseline is loaded at the resolved full precision used by the TC1 CUDA environment. The treatment member is loaded from the same weights with a BitsAndBytes quantization configuration. This design removes checkpoint provenance as a confound and isolates the load-time precision intervention within a single execution environment. Table A.1 records the quantization settings and the declared dependency constraints.</w:t>
+        <w:t>Each experimental unit is a matched pair containing a baseline model and a quantized model, and both members use the same model identifier and pinned revision. The baseline is loaded at the resolved full precision used by the TC1 CUDA environment, whereas the treatment member is loaded from the same weights with a BitsAndBytes quantization configuration. This design therefore removes checkpoint provenance as a confound and isolates the load-time precision intervention within a single execution environment. Table A.1 records the quantization settings and the declared dependency constraints.</w:t>
       </w:r>
     </w:p>
     <w:p>
       <w:pPr/>
       <w:r>
-        <w:t>The primary treatment is NF4 four-bit quantization with double quantization and a compute dtype that follows the resolved model dtype. INT8 uses LLM.int8 and is analysed as a separate precision arm. It is not placed inside the primary fp16–NF4 multiplicity family. All primary runs use seed 42, the model's native chat template, temperature 0.0, and a 512-token maximum generation budget. Figure 3.1 shows the study design.</w:t>
+        <w:t>The primary treatment is NF4 four-bit quantization with double quantization and a compute dtype that follows the resolved model dtype. INT8 uses LLM.int8 and is analysed as a separate precision arm, so it is not placed inside the primary fp16–NF4 multiplicity family. All primary runs use seed 42, the model's native chat template, temperature 0.0, and a 512-token maximum generation budget. Figure 3.1 shows the study design.</w:t>
       </w:r>
     </w:p>
     <w:p>
       <w:pPr/>
       <w:r>
-        <w:t>The independent variable is therefore the precision-loading path. The dependent variables are prompt-level harmful-compliance labels, prompt-level refusal labels, and exact-match capability scores. Model family and scale are observed grouping variables rather than randomised treatments. Generation budget, decoding rule, prompt order, benchmark sample, and chat-template path are controlled within a matched pair.</w:t>
+        <w:t>The independent variable is therefore the precision-loading path, and the dependent variables are prompt-level harmful-compliance labels, prompt-level refusal labels, and exact-match capability scores. Model family and scale are observed grouping variables rather than randomised treatments. In addition, generation budget, decoding rule, prompt order, benchmark sample, and chat-template path are all controlled within a matched pair.</w:t>
       </w:r>
     </w:p>
     <w:p>
       <w:pPr/>
       <w:r>
-        <w:t>Pairing is essential because the same prompt can be intrinsically easy or difficult for both models. An unpaired comparison would treat that shared difficulty as independent noise. The paired analysis instead asks how often the two precision conditions disagree on the same item. This increases statistical efficiency and gives discordant counts a direct interpretation.</w:t>
+        <w:t>Pairing is essential because the same prompt can be intrinsically easy or difficult for both models, and an unpaired comparison would treat that shared difficulty as independent noise. The paired analysis instead asks how often the two precision conditions disagree on the same item. This increases statistical efficiency and gives discordant counts a direct interpretation.</w:t>
       </w:r>
     </w:p>
     <w:p>
       <w:pPr/>
       <w:r>
-        <w:t>The study was expanded in stages, but the current analysis presents the complete five-pair matrix under one primary configuration. Historical 128-token outputs are not mixed into the 512-token estimates. They appear only in the generation-length sensitivity analysis. This separation prevents a shorter pilot budget from silently determining the headline.</w:t>
+        <w:t>The study was expanded in stages, but the current analysis presents the complete five-pair matrix under one primary configuration. Historical 128-token outputs are not mixed into the 512-token estimates, and they appear only in the generation- length sensitivity analysis. This separation prevents a shorter pilot budget from silently determining the headline.</w:t>
       </w:r>
     </w:p>
     <w:p>
       <w:pPr/>
       <w:r>
-        <w:t>Prompt-level pairing is preserved in both the bootstrap interval [49] and the exact McNemar comparison [50]. These methods are introduced here because pairing is part of the design, not a post hoc statistical convenience.</w:t>
+        <w:t>Prompt-level pairing is preserved in both the bootstrap interval [49] and the exact McNemar comparison [50]. These methods are introduced here rather than in the analysis chapter because pairing is part of the design, not a post hoc statistical convenience.</w:t>
       </w:r>
     </w:p>
     <w:p>
@@ -6267,25 +6267,25 @@
     <w:p>
       <w:pPr/>
       <w:r>
-        <w:t>The selected models span four families and approximately 1.7–7.2 billion parameters. Qwen contributes two sizes within one family, which permits a limited within-family scale comparison. Llama, Mistral, and Phi broaden the architectural and training diversity. Mistral-7B provides the largest model in scope [51]. Phi-4-mini uses eager attention on the V100; both members of the Phi pair use the same setting.</w:t>
+        <w:t>The selected models span four families and approximately 1.7–7.2 billion parameters. Qwen contributes two sizes within one family, which permits a limited within-family scale comparison, while Llama, Mistral, and Phi broaden the architectural and training diversity. Mistral-7B provides the largest model in scope [51]. Phi-4-mini uses eager attention on the V100, and both members of the Phi pair use the same setting.</w:t>
       </w:r>
     </w:p>
     <w:p>
       <w:pPr/>
       <w:r>
-        <w:t>Model selection was constrained by reproducible access, V100 compatibility, and the availability of instruction-tuned checkpoints. The design does not sample randomly from the population of open models. Cross-family claims are consequently descriptive of the evaluated set rather than population estimates.</w:t>
+        <w:t>Model selection was constrained by reproducible access, V100 compatibility, and the availability of instruction-tuned checkpoints. Because the design does not sample randomly from the population of open models, cross-family claims are descriptive of the evaluated set rather than population estimates.</w:t>
       </w:r>
     </w:p>
     <w:p>
       <w:pPr/>
       <w:r>
-        <w:t>The two Qwen sizes provide the only controlled scale comparison within a family. The Llama, Mistral, and Phi additions increase architectural diversity but confound family, training data, alignment recipe, tokenizer, and size. Their purpose is replication across distinct deployed artefacts, not estimation of a pure family effect.</w:t>
+        <w:t>The two Qwen sizes provide the only controlled scale comparison within a family. However, the Llama, Mistral, and Phi additions increase architectural diversity while confounding family, training data, alignment recipe, tokenizer, and size. Their purpose is therefore replication across distinct deployed artefacts, not estimation of a pure family effect.</w:t>
       </w:r>
     </w:p>
     <w:p>
       <w:pPr/>
       <w:r>
-        <w:t>Each pair shares its model revision exactly. This control is stronger than matching only the public model name, because a repository can change configuration or weights over time. The revisions are recorded in the configuration and used by the loader. The INT8 aliases use the same revisions as the corresponding fp16 and NF4 conditions.</w:t>
+        <w:t>Each pair shares its model revision exactly, which is a stronger control than matching only the public model name, because a repository can change configuration or weights over time. The revisions are recorded in the configuration and used by the loader, and the INT8 aliases use the same revisions as the corresponding fp16 and NF4 conditions.</w:t>
       </w:r>
     </w:p>
     <w:p>
@@ -7004,25 +7004,25 @@
     <w:p>
       <w:pPr/>
       <w:r>
-        <w:t>HarmBench supplies unsafe behaviours and its official classifier is the primary scorer. The study uses direct requests rather than an optimised attack. XSTest supplies benign prompts with lexical or pragmatic features that can trigger exaggerated safety. Its pre-specified deterministic scorer remains the primary scorer of record, while a three-class semantic judge provides a validation-informed sensitivity analysis.</w:t>
+        <w:t>HarmBench supplies unsafe behaviours, and its official classifier is the primary scorer. Although the benchmark also supports optimised attacks, this study uses direct requests only. XSTest supplies benign prompts with lexical or pragmatic features that can trigger exaggerated safety. Its pre-specified deterministic scorer remains the primary scorer of record, while a three-class semantic judge provides a validation-informed sensitivity analysis.</w:t>
       </w:r>
     </w:p>
     <w:p>
       <w:pPr/>
       <w:r>
-        <w:t>MMLU is evaluated on six subjects with zero-shot multiple-choice prompts. ARC-Challenge provides a larger second anchor with a different task structure. Exact-match parsing is used for both. The two capability benchmarks are interpreted jointly in discussion, but the registered primary family retains them as separate outcomes.</w:t>
+        <w:t>MMLU is evaluated on six subjects with zero-shot multiple-choice prompts, and ARC- Challenge provides a larger second anchor with a different task structure. Exact- match parsing is used for both. The two capability benchmarks are interpreted jointly in discussion, but the registered primary family retains them as separate outcomes.</w:t>
       </w:r>
     </w:p>
     <w:p>
       <w:pPr/>
       <w:r>
-        <w:t>Sample sizes reflect the benchmark resources and compute budget. HarmBench uses 200 behaviours per alias, which allows item-level matching across precision. XSTest uses its 250 benign prompts. The MMLU subset contains 300 items, and ARC-Challenge contains 1,172. The unequal sizes yield different detection thresholds, which is why a similar absolute delta can be significant on ARC and unresolved on HarmBench.</w:t>
+        <w:t>Sample sizes reflect the benchmark resources and compute budget. HarmBench uses 200 behaviours per alias, which allows item-level matching across precision, and XSTest uses its 250 benign prompts. The MMLU subset contains 300 items, and ARC-Challenge contains 1,172. Consequently, the unequal sizes yield different detection thresholds, which is why a similar absolute delta can be significant on ARC and unresolved on HarmBench.</w:t>
       </w:r>
     </w:p>
     <w:p>
       <w:pPr/>
       <w:r>
-        <w:t>Prompt formatting is benchmark-specific but invariant within a pair. The generator applies the model's native chat template with thinking disabled where the template exposes that option. Raw-prompt fallback is not used for the successful primary runs. The saved metadata records the resolved generation configuration for each response.</w:t>
+        <w:t>Prompt formatting is benchmark-specific but invariant within a pair. The generator applies the model's native chat template with thinking disabled where the template exposes that option, and raw-prompt fallback is not used for the successful primary runs. The saved metadata records the resolved generation configuration for each response.</w:t>
       </w:r>
     </w:p>
     <w:p>
@@ -7036,31 +7036,31 @@
     <w:p>
       <w:pPr/>
       <w:r>
-        <w:t>A response is a HarmBench success only when the official behaviour-specific classifier judges that it fulfils the unsafe request. A refusal-regex proxy is retained for transparency and comparison, but it is not the primary harmful-compliance outcome. The classifier is cross-checked against a versioned API judge and Llama Guard. A stratified 200-item human-labelled sample grounds the primary classifier and the regex.</w:t>
+        <w:t>A response is a HarmBench success only when the official behaviour-specific classifier judges that it fulfils the unsafe request. A refusal-regex proxy is retained for transparency and comparison, but it is not the primary harmful- compliance outcome. The classifier is cross-checked against a versioned API judge and Llama Guard, and a stratified 200-item human-labelled sample grounds both the primary classifier and the regex.</w:t>
       </w:r>
     </w:p>
     <w:p>
       <w:pPr/>
       <w:r>
-        <w:t>XSTest is scored first by the pre-specified regex. The sensitivity judge assigns full compliance, partial refusal, or full refusal. Strict over-refusal counts only full refusal; the broad mapping also counts partial refusal. A separate 200-item human sample evaluates both mappings. This arrangement keeps the original analysis visible while testing whether its conclusion survives a more semantic instrument.</w:t>
+        <w:t>XSTest is scored first by the pre-specified regex, after which the sensitivity judge assigns full compliance, partial refusal, or full refusal. Strict over-refusal counts only full refusal, whereas the broad mapping also counts partial refusal, and a separate 200-item human sample evaluates both mappings. This arrangement keeps the original analysis visible while testing whether its conclusion survives a more semantic instrument.</w:t>
       </w:r>
     </w:p>
     <w:p>
       <w:pPr/>
       <w:r>
-        <w:t>The refusal proxy originally used for HarmBench identifies explicit refusal patterns and treats their absence as a successful attack. That rule is deterministic and auditable, but it cannot assess whether harmful information was actually provided. The HarmBench classifier receives the behaviour and response and returns the benchmark's binary success judgement. Judge parsing failures are counted rather than discarded; the reported runs contain zero parse failures.</w:t>
+        <w:t>The refusal proxy originally used for HarmBench identifies explicit refusal patterns and treats their absence as a successful attack. That rule is deterministic and auditable, but it cannot assess whether harmful information was actually provided. By contrast, the HarmBench classifier receives both the behaviour and the response and returns the benchmark's binary success judgement. Judge parsing failures are counted rather than discarded, and the reported runs contain zero parse failures.</w:t>
       </w:r>
     </w:p>
     <w:p>
       <w:pPr/>
       <w:r>
-        <w:t>The API second judge uses a condensed yes/no rubric aligned to the same harmful-behaviour criterion. Llama Guard is intentionally treated as a looser construct cross-check. It classifies whether the response is unsafe under its taxonomy rather than whether a named behaviour was completed. This difference is stated before agreement is interpreted.</w:t>
+        <w:t>The API second judge uses a condensed yes/no rubric aligned to the same harmful- behaviour criterion. Llama Guard, however, is intentionally treated as a looser construct cross-check, because it classifies whether the response is unsafe under its taxonomy rather than whether a named behaviour was completed. This difference is stated before agreement is interpreted.</w:t>
       </w:r>
     </w:p>
     <w:p>
       <w:pPr/>
       <w:r>
-        <w:t>Human-validation items are stored outside the public result surface because they contain prompt and response text. Committed summaries retain counts, labels, agreement, precision, recall, and redacted identifiers. The HarmBench sample is enriched for scorer disagreement; the XSTest sample is drawn under the documented blindness rule and its disclosed deviation.</w:t>
+        <w:t>Human-validation items are stored outside the public result surface because they contain prompt and response text. Committed summaries therefore retain counts, labels, agreement, precision, recall, and redacted identifiers. The HarmBench sample is enriched for scorer disagreement, while the XSTest sample is drawn under the documented blindness rule and its disclosed deviation.</w:t>
       </w:r>
     </w:p>
     <w:p>
@@ -7074,55 +7074,55 @@
     <w:p>
       <w:pPr/>
       <w:r>
-        <w:t>For each pair and outcome, the effect is the quantized rate or accuracy minus the baseline value. Paired bootstrap confidence intervals preserve prompt-level pairing [49]. Binary outcomes are also tested with the exact McNemar test [50], which uses only discordant prompt pairs. The null hypothesis is equal marginal probability within the pair.</w:t>
+        <w:t>For each pair and outcome, the effect is the quantized rate or accuracy minus the baseline value, and paired bootstrap confidence intervals preserve prompt-level pairing [49]. Binary outcomes are also tested with the exact McNemar test [50], which uses only discordant prompt pairs and whose null hypothesis is equal marginal probability within the pair.</w:t>
       </w:r>
     </w:p>
     <w:p>
       <w:pPr/>
       <w:r>
-        <w:t>The registered NF4 family contains 20 contrasts: five model pairs multiplied by four outcomes. Benjamini and Hochberg's false-discovery-rate procedure controls multiplicity across that family [52]. A result is described as surviving correction only when its adjusted q-value is below 0.05. Uncorrected significance remains visible in the tables but does not determine the study headline.</w:t>
+        <w:t>The registered NF4 family contains 20 contrasts: five model pairs multiplied by four outcomes. Benjamini and Hochberg's false-discovery-rate procedure controls multiplicity across that family [52], and a result is described as surviving correction only when its adjusted q-value is below 0.05. Uncorrected significance remains visible in the tables, but it does not determine the study headline.</w:t>
       </w:r>
     </w:p>
     <w:p>
       <w:pPr/>
       <w:r>
-        <w:t>Cohen's kappa measures chance-corrected agreement between scorers [53]. The report presents the coefficient with raw agreement and task context rather than treating verbal bands as universal truth. Sample-size and minimum-detectable-effect calculations follow paired-proportion power analysis [54], [55]. Agreement methodology follows the caution that coefficient choice and prevalence affect interpretation [56], [57].</w:t>
+        <w:t>Cohen's kappa measures chance-corrected agreement between scorers [53]. The report presents the coefficient with raw agreement and task context rather than treating verbal bands as universal truth. Sample-size and minimum-detectable-effect calculations follow paired-proportion power analysis [54], [55], and agreement methodology follows the caution that coefficient choice and prevalence affect interpretation [56], [57].</w:t>
       </w:r>
     </w:p>
     <w:p>
       <w:pPr/>
       <w:r>
-        <w:t>Llama Guard supplies the open-weight safety-moderation cross-check used in the scorer sensitivity analysis [58]. Its construct is broader than the HarmBench behaviour label.</w:t>
+        <w:t>Llama Guard supplies the open-weight safety-moderation cross-check used in the scorer sensitivity analysis [58], and its construct is deliberately broader than the HarmBench behaviour label.</w:t>
       </w:r>
     </w:p>
     <w:p>
       <w:pPr/>
       <w:r>
-        <w:t>Equivalence is assessed only where the pre-specified margin and test are appropriate. The two one-sided tests procedure supplies the formal basis [59]. Data-contamination risk is disclosed because benchmark familiarity can inflate capability estimates [60]. The sensitivity analyses are labelled separately so that they strengthen or qualify the interpretation without silently changing the registered family.</w:t>
+        <w:t>Equivalence is assessed only where the pre-specified margin and test are appropriate, and the two one-sided tests procedure supplies the formal basis [59]. Data-contamination risk is disclosed because benchmark familiarity can inflate capability estimates [60]. Finally, the sensitivity analyses are labelled separately so that they strengthen or qualify the interpretation without silently changing the registered family.</w:t>
       </w:r>
     </w:p>
     <w:p>
       <w:pPr/>
       <w:r>
-        <w:t>For a binary outcome, let b be the number of prompts on which the baseline is negative and the quantized condition is positive, and c the reverse. The observed paired difference is (b−c)/n under the report's harmful-ward sign convention. McNemar's exact test conditions on b+c and evaluates whether the two discordant directions are equally likely. Items on which both conditions agree do not contribute to that test statistic.</w:t>
+        <w:t>For a binary outcome, let b be the number of prompts on which the baseline is negative and the quantized condition is positive, and c the reverse. The observed paired difference is then (b−c)/n under the report's harmful-ward sign convention. McNemar's exact test conditions on b+c and evaluates whether the two discordant directions are equally likely, so items on which both conditions agree do not contribute to that test statistic.</w:t>
       </w:r>
     </w:p>
     <w:p>
       <w:pPr/>
       <w:r>
-        <w:t>The bootstrap resamples matched prompt pairs with replacement. For each replicate, the quantized-minus-baseline difference is recomputed, preserving within-item dependence. The reported 95% interval is the empirical percentile interval. Because a confidence interval and an exact paired test answer related but not identical questions, both remain visible.</w:t>
+        <w:t>The bootstrap resamples matched prompt pairs with replacement, and for each replicate the quantized-minus-baseline difference is recomputed, preserving within- item dependence. The reported 95% interval is the empirical percentile interval. Because a confidence interval and an exact paired test answer related but not identical questions, both remain visible.</w:t>
       </w:r>
     </w:p>
     <w:p>
       <w:pPr/>
       <w:r>
-        <w:t>The BH procedure sorts the 20 primary p-values and compares them with rank-dependent thresholds. It controls the expected false-discovery proportion among rejected hypotheses under its assumptions. It does not remove construct error from the three surviving effects; scorer validation remains necessary after statistical correction.</w:t>
+        <w:t>The BH procedure sorts the 20 primary p-values and compares them with rank-dependent thresholds, controlling the expected false-discovery proportion among rejected hypotheses under its assumptions. However, it does not remove construct error from the three surviving effects, so scorer validation remains necessary after statistical correction.</w:t>
       </w:r>
     </w:p>
     <w:p>
       <w:pPr/>
       <w:r>
-        <w:t>Interpretation labels combine direction and capability context. Alignment degradation means harmful compliance rises while capability is broadly preserved; alignment improvement is the converse. Capability collapse masquerading as safety is used when harmful compliance falls alongside capability. Broad degradation denotes adverse capability movement without a clean safety interpretation. The labels summarise a pattern and do not establish a mechanism.</w:t>
+        <w:t>Interpretation labels combine direction and capability context. Alignment degradation means harmful compliance rises while capability is broadly preserved, and alignment improvement is the converse. Capability collapse masquerading as safety is used when harmful compliance falls alongside capability, whereas broad degradation denotes adverse capability movement without a clean safety interpretation. In every case the labels summarise a pattern and do not establish a mechanism.</w:t>
       </w:r>
     </w:p>
     <w:p>
@@ -7136,37 +7136,37 @@
     <w:p>
       <w:pPr/>
       <w:r>
-        <w:t>The implementation is a benchmark framework rather than the main research contribution. A validated YAML configuration defines models, revisions, benchmarks, decoding controls, and cluster settings. A loader resolves dtype and applies quantization. A shared generator uses the native chat template, batches prompts, and records generation metadata. Benchmark plugins prepare inputs and calculate benchmark-specific fields. Matrix orchestration loads one model once and evaluates its benchmarks sequentially before releasing GPU memory.</w:t>
+        <w:t>The implementation is a benchmark framework rather than the main research contribution. A validated YAML configuration defines models, revisions, benchmarks, decoding controls, and cluster settings, and a loader resolves dtype and applies quantization. A shared generator then uses the native chat template, batches prompts, and records generation metadata, while benchmark plugins prepare inputs and calculate benchmark-specific fields. Matrix orchestration loads one model once and evaluates its benchmarks sequentially before releasing GPU memory.</w:t>
       </w:r>
     </w:p>
     <w:p>
       <w:pPr/>
       <w:r>
-        <w:t>Runs were executed through SLURM on an NTU TC1 node with a 32 GB Tesla V100 GPU. Compute jobs used offline Hugging Face modes after models and datasets were cached. The job scripts preserved the required module, environment, work-directory, and offline bootstrap commands. Resume logic skips prompt identifiers already present in the output, which allows interrupted jobs to continue without duplicating records.</w:t>
+        <w:t>Runs were executed through SLURM on an NTU TC1 node with a 32 GB Tesla V100 GPU, and compute jobs used offline Hugging Face modes after models and datasets were cached. The job scripts preserved the required module, environment, work-directory, and offline bootstrap commands. Resume logic skips prompt identifiers already present in the output, which allows interrupted jobs to continue without duplicating records.</w:t>
       </w:r>
     </w:p>
     <w:p>
       <w:pPr/>
       <w:r>
-        <w:t>Original raw generations and summaries are treated as immutable run artefacts. Revised scorers, judge outputs, and diagnostics are written to separate redacted sidecars containing identifiers and labels rather than harmful text. This separation keeps the audit trail intact and avoids rewriting history when a scorer is corrected.</w:t>
+        <w:t>Original raw generations and summaries are treated as immutable run artefacts. Revised scorers, judge outputs, and diagnostics are instead written to separate redacted sidecars containing identifiers and labels rather than harmful text. This separation keeps the audit trail intact and avoids rewriting history when a scorer is corrected.</w:t>
       </w:r>
     </w:p>
     <w:p>
       <w:pPr/>
       <w:r>
-        <w:t>The command-line interface exposes single-run, matrix, analysis, and agent-status paths. The dashboard reads the result trees but does not alter them. New user-generated configurations are written outside the committed primary configuration. This boundary prevents an interface action from changing the evidence underlying the report.</w:t>
+        <w:t>The command-line interface exposes single-run, matrix, analysis, and agent-status paths. The dashboard reads the result trees but does not alter them, and new user- generated configurations are written outside the committed primary configuration. This boundary prevents an interface action from changing the evidence underlying the report.</w:t>
       </w:r>
     </w:p>
     <w:p>
       <w:pPr/>
       <w:r>
-        <w:t>Cluster policy affects reproducibility. User compute runs only through batch jobs, and compute nodes operate in offline mode. Models and datasets are cached beforehand on the head node. The job files use absolute log paths and preserve the environment bootstrap. These details are operational, but they determine whether a rerun loads the intended artefacts instead of silently contacting a newer upstream revision.</w:t>
+        <w:t>Cluster policy also affects reproducibility. User compute runs only through batch jobs, compute nodes operate in offline mode, and models and datasets are cached beforehand on the head node. The job files use absolute log paths and preserve the environment bootstrap. These details are operational, but they determine whether a rerun loads the intended artefacts instead of silently contacting a newer upstream revision.</w:t>
       </w:r>
     </w:p>
     <w:p>
       <w:pPr/>
       <w:r>
-        <w:t>Testing covers configuration validation, model reuse, result resumption, refusal parsing, pairwise analysis, judge redaction, report claims, and artifact policy. Passing tests show that the implemented checks behave as specified. They do not substitute for scientific review, visual inspection, or source verification.</w:t>
+        <w:t>Testing covers configuration validation, model reuse, result resumption, refusal parsing, pairwise analysis, judge redaction, report claims, and artifact policy. Passing tests show that the implemented checks behave as specified. They do not, however, substitute for scientific review, visual inspection, or source verification.</w:t>
       </w:r>
     </w:p>
     <w:p>
@@ -7180,7 +7180,7 @@
     <w:p>
       <w:pPr/>
       <w:r>
-        <w:t>Every model revision in the primary configuration is pinned. The report records the sample counts, seed, generation budget, decoding rule, attention exception, quantization configuration, scorer identity, and GPU class needed to reconstruct the run. The exact historical environment of the earliest artefacts was not captured with perfect package-level provenance, so the report does not claim bit-for-bit reproduction of those runs. It does support deterministic replay of the committed analysis and a fresh rerun from the pinned configuration.</w:t>
+        <w:t>Every model revision in the primary configuration is pinned, and the report records the sample counts, seed, generation budget, decoding rule, attention exception, quantization configuration, scorer identity, and GPU class needed to reconstruct the run. However, the exact historical environment of the earliest artefacts was not captured with perfect package-level provenance, so the report does not claim bit- for-bit reproduction of those runs. It does support deterministic replay of the committed analysis and a fresh rerun from the pinned configuration.</w:t>
       </w:r>
     </w:p>
     <w:p>
@@ -7192,13 +7192,13 @@
     <w:p>
       <w:pPr/>
       <w:r>
-        <w:t>Reproduction has two levels. Analysis replay starts from the committed redacted scores and regenerates deltas, tests, figures, and report tables. Full experimental reproduction loads the pinned models, regenerates responses, and reruns the scorers. The first is deterministic on an ordinary workstation. The second requires compatible GPU hardware, accepted gated-model conditions, cached datasets, and a software environment satisfying the dependency constraints in Table A.1.</w:t>
+        <w:t>Reproduction has two levels. Analysis replay starts from the committed redacted scores and regenerates deltas, tests, figures, and report tables, whereas full experimental reproduction loads the pinned models, regenerates responses, and reruns the scorers. The first is deterministic on an ordinary workstation. The second requires compatible GPU hardware, accepted gated-model conditions, cached datasets, and a software environment satisfying the dependency constraints in Table A.1 of Appendix A.</w:t>
       </w:r>
     </w:p>
     <w:p>
       <w:pPr/>
       <w:r>
-        <w:t>The report avoids a stronger claim of exact historical rerun because not every earliest package version was captured in the immutable outputs. Current pipeline code records richer environment provenance for future runs. The limitation is disclosed rather than repaired by editing historical artefacts.</w:t>
+        <w:t>The report avoids a stronger claim of exact historical rerun because not every earliest package version was captured in the immutable outputs. Although current pipeline code records richer environment provenance for future runs, the limitation is disclosed rather than repaired by editing historical artefacts.</w:t>
       </w:r>
     </w:p>
     <w:p>
@@ -7212,19 +7212,19 @@
     <w:p>
       <w:pPr/>
       <w:r>
-        <w:t>The analysis begins by joining baseline and quantized records on prompt identifier. Cardinality checks fail if either condition is missing an item or if a generated response count differs from the input count. Per-alias summaries are then rebuilt from the selected scorer sidecars. Pairwise deltas, discordant counts, bootstrap intervals, and exact tests are generated before interpretation labels are assigned.</w:t>
+        <w:t>The analysis begins by joining baseline and quantized records on prompt identifier, and cardinality checks fail if either condition is missing an item or if a generated response count differs from the input count. Per-alias summaries are then rebuilt from the selected scorer sidecars. Finally, pairwise deltas, discordant counts, bootstrap intervals, and exact tests are generated before interpretation labels are assigned.</w:t>
       </w:r>
     </w:p>
     <w:p>
       <w:pPr/>
       <w:r>
-        <w:t>Multiplicity correction is performed from the complete 20-row registry rather than from a hand-selected result table. The same registry supplies recurring values to the report builders and other current-facing surfaces. This reduces transcription drift between an analysis file, a table, an abstract, and a conclusion.</w:t>
+        <w:t>Multiplicity correction is performed from the complete 20-row registry rather than from a hand-selected result table, and the same registry supplies recurring values to the report builders and other current-facing surfaces. This reduces transcription drift between an analysis file, a table, an abstract, and a conclusion.</w:t>
       </w:r>
     </w:p>
     <w:p>
       <w:pPr/>
       <w:r>
-        <w:t>Figures are produced by scripts from the analysis JSON rather than drawn manually. The forest plot uses the classifier deltas and paired intervals. The capability plot joins MMLU and classifier ASR by pair. The precision figure reads the fp16–INT8–NF4 analysis. This report references each figure before it appears and keeps the underlying path out of the reader-facing caption.</w:t>
+        <w:t>Figures are produced by scripts from the analysis JSON rather than drawn manually. The forest plot uses the classifier deltas and paired intervals, the capability plot joins MMLU and classifier ASR by pair, and the precision figure reads the fp16–INT8–NF4 analysis. This report references each figure before it appears and keeps the underlying path out of the reader-facing caption.</w:t>
       </w:r>
     </w:p>
     <w:p>
@@ -7271,13 +7271,13 @@
     <w:p>
       <w:pPr/>
       <w:r>
-        <w:t>Tables 4.1 and 4.2 separate safety from capability so that each comparison remains readable. Baseline and NF4 columns show the practical rates. Delta and confidence interval columns show magnitude and uncertainty. The p/q columns distinguish an individually unusual paired result from one that survives family-wide correction.</w:t>
+        <w:t>Tables 4.1 and 4.2 separate safety from capability so that each comparison remains readable. The baseline and NF4 columns show the practical rates, while the delta and confidence-interval columns show magnitude and uncertainty. The p/q columns then distinguish an individually unusual paired result from one that survives family-wide correction.</w:t>
       </w:r>
     </w:p>
     <w:p>
       <w:pPr/>
       <w:r>
-        <w:t>The sign convention is consistent: positive ASR and over-refusal deltas are adverse, while negative capability deltas are adverse. A safe-ward ASR movement and an adverse capability movement do not cancel. Together they weaken the claim that alignment improved.</w:t>
+        <w:t>The sign convention is consistent: positive ASR and over-refusal deltas are adverse, while negative capability deltas are adverse. A safe-ward ASR movement and an adverse capability movement do not cancel, and together they weaken the claim that alignment improved.</w:t>
       </w:r>
     </w:p>
     <w:p>
@@ -9603,43 +9603,43 @@
     <w:p>
       <w:pPr/>
       <w:r>
-        <w:t>No NF4 harmful-compliance contrast survives multiplicity correction. Figure 4.1 shows that the five point estimates range from −0.040 to +0.040, with intervals that cross or touch zero except for the uncorrected Llama decrease. This is evidence against a large, consistent harmful-ward shift under NF4 in the evaluated setting.</w:t>
+        <w:t>No NF4 harmful-compliance contrast survives multiplicity correction. Figure 4.1 shows that the five point estimates range from −0.040 to +0.040, with intervals that cross or touch zero except for the uncorrected Llama decrease. Overall, this is evidence against a large, consistent harmful-ward shift under NF4 in the evaluated setting.</w:t>
       </w:r>
     </w:p>
     <w:p>
       <w:pPr/>
       <w:r>
-        <w:t>Qwen3-1.7B is exactly flat in aggregate at 0.255 for both precisions. The aggregate null does not mean every prompt is stable: sixteen prompts flip toward harmful compliance and sixteen flip toward safety, producing McNemar p = 1.000. Qwen3-4B increases by 0.040, but the confidence interval touches zero and the adjusted q-value is 0.2406. Phi-4-mini increases by 0.020 with a wide interval and no statistical support.</w:t>
+        <w:t>Qwen3-1.7B is exactly flat in aggregate at 0.255 for both precisions. The aggregate null does not mean every prompt is stable: sixteen prompts flip toward harmful compliance and sixteen flip toward safety, producing McNemar p = 1.000. Qwen3-4B increases by 0.040, but the confidence interval touches zero and the adjusted q-value is 0.2406. Similarly, Phi-4-mini increases by 0.020 with a wide interval and no statistical support.</w:t>
       </w:r>
     </w:p>
     <w:p>
       <w:pPr/>
       <w:r>
-        <w:t>Llama-3.2-3B decreases from 0.100 to 0.060. Its individually significant ΔASR is −0.040, a decrease that does not survive the 20-test correction. More importantly, the model also loses ARC accuracy. A lower ASR cannot be interpreted as a clean alignment gain when capability moves in the same adverse direction. Mistral-7B decreases by 0.020 with substantial prompt-level disagreement and no significant aggregate change.</w:t>
+        <w:t>Llama-3.2-3B decreases from 0.100 to 0.060. Its individually significant ΔASR is −0.040, a decrease that does not survive the 20-test correction. More importantly, the model also loses ARC accuracy, and a lower ASR cannot be interpreted as a clean alignment gain when capability moves in the same adverse direction. Mistral-7B decreases by 0.020 with substantial prompt-level disagreement and no significant aggregate change.</w:t>
       </w:r>
     </w:p>
     <w:p>
       <w:pPr/>
       <w:r>
-        <w:t>The five models differ substantially in baseline susceptibility. Mistral's baseline ASR is 0.585, more than eight times Phi's 0.070. Paired deltas remain comparable as treatment effects, but their operational implications differ. A two-point change at a high baseline does not make the model safe, and a two-point change at a low baseline does not establish a general regression.</w:t>
+        <w:t>The five models differ substantially in baseline susceptibility. For example, Mistral's baseline ASR is 0.585, more than eight times Phi's 0.070. Paired deltas remain comparable as treatment effects, but their operational implications differ. A two-point change at a high baseline does not make the model safe, and a two-point change at a low baseline does not establish a general regression.</w:t>
       </w:r>
     </w:p>
     <w:p>
       <w:pPr/>
       <w:r>
-        <w:t>Qwen3-4B is the largest harmful-ward point estimate. Thirteen prompts change from safe under fp16 to harmful under NF4, while five move the other way. The exact p-value is 0.0963. This is a directional signal worth replication, but the present evidence does not justify a confirmed increase.</w:t>
+        <w:t>Qwen3-4B is the largest harmful-ward point estimate. Thirteen prompts change from safe under fp16 to harmful under NF4, while five move the other way, and the exact p-value is 0.0963. This is therefore a directional signal worth replication, but the present evidence does not justify a confirmed increase.</w:t>
       </w:r>
     </w:p>
     <w:p>
       <w:pPr/>
       <w:r>
-        <w:t>For Llama, nine prompts move from harmful to safe and one moves from safe to harmful. The imbalance produces the individually significant decrease. Section 4.4 explains the caution: ARC accuracy falls by 0.0316 in the same precision contrast. The paired data show co-movement, not that one change caused the other.</w:t>
+        <w:t>For Llama, nine prompts move from harmful to safe and one moves from safe to harmful, and that imbalance produces the individually significant decrease. Section 4.4 explains the caution: ARC accuracy falls by 0.0316 in the same precision contrast. The paired data therefore show co-movement, not that one change caused the other.</w:t>
       </w:r>
     </w:p>
     <w:p>
       <w:pPr/>
       <w:r>
-        <w:t>The cross-family pattern is heterogeneous in direction but homogeneous in inferential status after correction. Two pairs point upward, two downward, and one is flat. No common harmful-ward NF4 effect is visible.</w:t>
+        <w:t>The cross-family pattern is heterogeneous in direction but homogeneous in inferential status after correction. Two pairs point upward, two downward, and one is flat, so no common harmful-ward NF4 effect is visible.</w:t>
       </w:r>
     </w:p>
     <w:p>
@@ -9702,37 +9702,37 @@
     <w:p>
       <w:pPr/>
       <w:r>
-        <w:t>No pair shows a statistically significant increase in over-refusal. Four pairs are non-significant. Phi-4-mini's −0.048 over-refusal decrease under the pre-specified regex is scorer-dependent: the independent semantic judge does not reproduce it. The direction under the original scorer is benign because the NF4 model refuses fewer benign prompts.</w:t>
+        <w:t>No pair shows a statistically significant increase in over-refusal, and four pairs are non-significant. Phi-4-mini's −0.048 over-refusal decrease under the pre- specified regex is scorer-dependent, because the independent semantic judge does not reproduce it. The direction under the original scorer is in any case benign, since the NF4 model refuses fewer benign prompts.</w:t>
       </w:r>
     </w:p>
     <w:p>
       <w:pPr/>
       <w:r>
-        <w:t>Qwen3-1.7B decreases by 0.024. Its bootstrap interval reaches zero and the exact paired test gives p = 0.109, so it is a null rather than a borderline finding. Qwen3-4B changes by −0.004, Llama by +0.016, and Mistral by 0.000. These values do not support a general claim that NF4 makes compact models more prone to exaggerated safety.</w:t>
+        <w:t>Qwen3-1.7B decreases by 0.024. Its bootstrap interval reaches zero and the exact paired test gives p = 0.109, so it is a null rather than a borderline finding. Qwen3-4B changes by −0.004, Llama by +0.016, and Mistral by 0.000. Overall, these values do not support a general claim that NF4 makes compact models more prone to exaggerated safety.</w:t>
       </w:r>
     </w:p>
     <w:p>
       <w:pPr/>
       <w:r>
-        <w:t>The primary family retains the regex result because it was the pre-specified outcome. The validation-informed family replaces it with judge-strict over-refusal and leaves only two survivors, both capability losses. This distinction avoids rewriting the analysis after seeing the data while still giving more weight to the better-grounded instrument.</w:t>
+        <w:t>The primary family retains the regex result because it was the pre-specified outcome. By contrast, the validation-informed family replaces it with judge-strict over-refusal and leaves only two survivors, both capability losses. This distinction avoids rewriting the analysis after seeing the data while still giving more weight to the better-grounded instrument.</w:t>
       </w:r>
     </w:p>
     <w:p>
       <w:pPr/>
       <w:r>
-        <w:t>Phi's regex over-refusal rate falls from 0.056 to 0.008. The absolute change corresponds to twelve fewer regex-flagged benign prompts in the 250-item condition. The magnitude is large enough to survive correction under the original scorer. It is also exactly the kind of result that requires construct validation, because a small number of pattern matches can move the rate materially.</w:t>
+        <w:t>Phi's regex over-refusal rate falls from 0.056 to 0.008. In deployment terms the absolute change corresponds to twelve fewer regex-flagged benign prompts in the 250-item condition, which is large enough to survive correction under the original scorer. It is also exactly the kind of result that requires construct validation, because a small number of pattern matches can move the rate materially.</w:t>
       </w:r>
     </w:p>
     <w:p>
       <w:pPr/>
       <w:r>
-        <w:t>Llama has the only upward over-refusal estimate, from 0.032 to 0.048. Four additional benign prompts are flagged under NF4. The paired interval spans −0.004 to 0.040 and the exact p-value is 0.289, so the data do not support a meaningful increase.</w:t>
+        <w:t>Llama has the only upward over-refusal estimate, from 0.032 to 0.048, with four additional benign prompts flagged under NF4. However, the paired interval spans −0.004 to 0.040 and the exact p-value is 0.289, so the data do not support a meaningful increase.</w:t>
       </w:r>
     </w:p>
     <w:p>
       <w:pPr/>
       <w:r>
-        <w:t>Mistral is at a near-floor rate of 0.004 in both conditions. Floor effects make a decrease difficult to observe and can depress kappa despite high raw agreement. This baseline dependence is another reason not to treat over-refusal as a cross-model leaderboard.</w:t>
+        <w:t>Mistral is at a near-floor rate of 0.004 in both conditions. Consequently, floor effects make a decrease difficult to observe and can depress kappa despite high raw agreement. This baseline dependence is another reason not to treat over-refusal as a cross-model leaderboard.</w:t>
       </w:r>
     </w:p>
     <w:p>
@@ -9746,7 +9746,7 @@
     <w:p>
       <w:pPr/>
       <w:r>
-        <w:t>Capability contains the clearest costs. Qwen3-1.7B MMLU falls from 0.643 to 0.553, a decrease of 0.090. In deployment terms, the NF4 model misses roughly nine additional questions per hundred that its fp16 counterpart answers correctly. This contrast survives BH-FDR with q = 0.008.</w:t>
+        <w:t>Capability contains the clearest costs. Qwen3-1.7B MMLU falls from 0.643 to 0.553, a decrease of 0.090 that survives BH-FDR with q = 0.008. In deployment terms, the NF4 model misses roughly nine additional questions per hundred that its fp16 counterpart answers correctly.</w:t>
       </w:r>
     </w:p>
     <w:p>
@@ -9758,13 +9758,13 @@
     <w:p>
       <w:pPr/>
       <w:r>
-        <w:t>The two anchors prevent overgeneralisation from one benchmark. Qwen3-1.7B has a large MMLU loss but only a small ARC decrease. Llama shows the reverse pattern more clearly on ARC than on MMLU. The conclusion is therefore not that every model suffers a uniform capability collapse. It is that capability produces the largest corrected effects and that its expression depends on the benchmark.</w:t>
+        <w:t>The two anchors prevent overgeneralisation from one benchmark. Qwen3-1.7B has a large MMLU loss but only a small ARC decrease, whereas Llama shows the reverse pattern more clearly on ARC than on MMLU. The conclusion is therefore not that every model suffers a uniform capability collapse, but that capability produces the largest corrected effects and that its expression depends on the benchmark.</w:t>
       </w:r>
     </w:p>
     <w:p>
       <w:pPr/>
       <w:r>
-        <w:t>Qwen3-4B preserves MMLU almost exactly, moving from 0.747 to 0.743. ARC falls from 0.876 to 0.860. The ARC result is individually significant because the benchmark has 1,172 paired items, but its adjusted q-value is 0.1074. Sample size and multiplicity therefore change the evidence attached to a small absolute effect.</w:t>
+        <w:t>Qwen3-4B preserves MMLU almost exactly, moving from 0.747 to 0.743, while ARC falls from 0.876 to 0.860. The ARC result is individually significant because the benchmark has 1,172 paired items, but its adjusted q-value is 0.1074. Sample size and multiplicity therefore change the evidence attached to a small absolute effect.</w:t>
       </w:r>
     </w:p>
     <w:p>
@@ -9776,13 +9776,13 @@
     <w:p>
       <w:pPr/>
       <w:r>
-        <w:t>Mistral loses 0.020 on MMLU but gains 0.0094 on ARC. Phi loses 0.0267 on MMLU and 0.0145 on ARC; neither is significant. These unresolved cases show why a rule that labels every negative point estimate as capability degradation would overstate the evidence.</w:t>
+        <w:t>Mistral loses 0.020 on MMLU but gains 0.0094 on ARC, while Phi loses 0.0267 on MMLU and 0.0145 on ARC, neither of which is significant. These unresolved cases show why a rule that labels every negative point estimate as capability degradation would overstate the evidence.</w:t>
       </w:r>
     </w:p>
     <w:p>
       <w:pPr/>
       <w:r>
-        <w:t>Minimum-detectable-effect calculations reinforce the distinction. The Qwen3-1.7B MMLU and Llama ARC effects exceed their estimated 80% power thresholds. Several smaller observed deltas do not. Appendix B reports the thresholds rather than converting all non-significant effects into claims of equivalence.</w:t>
+        <w:t>Minimum-detectable-effect calculations reinforce the distinction. The Qwen3-1.7B MMLU and Llama ARC effects exceed their estimated 80% power thresholds, whereas several smaller observed deltas do not. Appendix B therefore reports the thresholds rather than converting all non-significant effects into claims of equivalence.</w:t>
       </w:r>
     </w:p>
     <w:p>
@@ -9845,25 +9845,25 @@
     <w:p>
       <w:pPr/>
       <w:r>
-        <w:t>The within-Qwen comparison suggests that the 1.7B model is more sensitive on MMLU. Its loss is 0.090, whereas the 4B model changes by −0.0033. That contrast does not reproduce at the same magnitude on ARC: the 1.7B decrease is −0.0094 and the 4B decrease is −0.0162. The evidence therefore supports task-specific small-model sensitivity, not a universal monotonic scale law.</w:t>
+        <w:t>The within-Qwen comparison suggests that the 1.7B model is more sensitive on MMLU. Its loss is 0.090, whereas the 4B model changes by −0.0033. However, that contrast does not reproduce at the same magnitude on ARC: the 1.7B decrease is −0.0094 and the 4B decrease is −0.0162. The evidence therefore supports task-specific small- model sensitivity, not a universal monotonic scale law.</w:t>
       </w:r>
     </w:p>
     <w:p>
       <w:pPr/>
       <w:r>
-        <w:t>Across families, the baseline safety profiles differ substantially. Mistral begins at ASR 0.585, while Phi begins at 0.070. A common absolute delta has different practical meaning at those baselines. This heterogeneity is why results are reported as paired within-model contrasts rather than as a leaderboard.</w:t>
+        <w:t>Across families, the baseline safety profiles differ substantially. Mistral begins at ASR 0.585, while Phi begins at 0.070, so a common absolute delta has different practical meaning at those baselines. This heterogeneity is why results are reported as paired within-model contrasts rather than as a leaderboard.</w:t>
       </w:r>
     </w:p>
     <w:p>
       <w:pPr/>
       <w:r>
-        <w:t>The interpretation labels are descriptive summaries of joint movement. Qwen3-1.7B is broad degradation because capability falls while ASR is flat. Llama is capability collapse masquerading as safety because ASR and capability both fall. The remaining labels are directional rather than confirmed: Qwen3-4B and Phi lean toward alignment degradation, while Mistral leans toward alignment improvement. None of those directional safety labels survives the corrected inferential test.</w:t>
+        <w:t>The interpretation labels are descriptive summaries of joint movement. Qwen3-1.7B is broad degradation because capability falls while ASR is flat, and Llama is capability collapse masquerading as safety because ASR and capability both fall. The remaining labels are directional rather than confirmed: Qwen3-4B and Phi lean toward alignment degradation, while Mistral leans toward alignment improvement. However, none of those directional safety labels survives the corrected inferential test.</w:t>
       </w:r>
     </w:p>
     <w:p>
       <w:pPr/>
       <w:r>
-        <w:t>Model size is correlated with other design choices. The two Qwen checkpoints share a family, but training dynamics and capacity still differ. Their comparison supports a practical observation for these releases, not a fitted scaling law. More sizes and replicated families would be needed to estimate sensitivity as a function of parameters.</w:t>
+        <w:t>Model size is correlated with other design choices. The two Qwen checkpoints share a family, but training dynamics and capacity still differ, so their comparison supports a practical observation for these releases rather than a fitted scaling law. More sizes and replicated families would be needed to estimate sensitivity as a function of parameters.</w:t>
       </w:r>
     </w:p>
     <w:p>
@@ -9883,37 +9883,37 @@
     <w:p>
       <w:pPr/>
       <w:r>
-        <w:t>The INT8 arm asks whether the observed pattern is graded with precision. Figure 4.3 shows that harmful compliance is generally non-monotonic across fp16, INT8, and NF4. Every INT8 HarmBench contrast at 512 tokens is non-significant under both the primary classifier and the API judge.</w:t>
+        <w:t>The INT8 arm asks whether the observed pattern is graded with precision. Figure 4.3 shows that harmful compliance is generally non-monotonic across fp16, INT8, and NF4. In addition, every INT8 HarmBench contrast at 512 tokens is non-significant under both the primary classifier and the API judge.</w:t>
       </w:r>
     </w:p>
     <w:p>
       <w:pPr/>
       <w:r>
-        <w:t>Capability is more orderly. INT8 remains close to fp16, while the largest losses appear at NF4. The equivalence analysis supports practical similarity for the INT8 capability contrasts within the stated ±0.05 margin. This result is method-specific: LLM.int8 and NF4 use different numerical treatments, so the pattern should not be simplified to a universal bit-width curve.</w:t>
+        <w:t>Capability is more orderly. INT8 remains close to fp16, while the largest losses appear at NF4, and the equivalence analysis supports practical similarity for the INT8 capability contrasts within the stated ±0.05 margin. However, this result is method-specific: LLM.int8 and NF4 use different numerical treatments, so the pattern should not be simplified to a universal bit-width curve.</w:t>
       </w:r>
     </w:p>
     <w:p>
       <w:pPr/>
       <w:r>
-        <w:t>For deployment, the evidence favours a staged decision. INT8 is the lower-risk precision point when the memory budget permits it. NF4 offers stronger compression but warrants model-specific capability validation. The study does not contain direct VRAM, latency, or throughput measurements, so it cannot quantify the engineering benefit side of that choice.</w:t>
+        <w:t>For deployment, the evidence favours a staged decision. INT8 is the lower-risk precision point when the memory budget permits it, whereas NF4 offers stronger compression but warrants model-specific capability validation. The study does not contain direct VRAM, latency, or throughput measurements, so it cannot quantify the engineering benefit side of that choice.</w:t>
       </w:r>
     </w:p>
     <w:p>
       <w:pPr/>
       <w:r>
-        <w:t>Qwen3-1.7B illustrates the capability cliff. MMLU is slightly higher at INT8 than fp16, then drops by more than ten points relative to INT8 at NF4. Llama shows the same broad pattern on ARC: INT8 is close to baseline and NF4 is lower. Qwen3-4B is comparatively stable on MMLU across all three precisions.</w:t>
+        <w:t>Qwen3-1.7B illustrates the capability cliff: MMLU is slightly higher at INT8 than fp16, then drops by more than ten points relative to INT8 at NF4. Similarly, Llama shows the same broad pattern on ARC, where INT8 is close to baseline and NF4 is lower. By contrast, Qwen3-4B is comparatively stable on MMLU across all three precisions.</w:t>
       </w:r>
     </w:p>
     <w:p>
       <w:pPr/>
       <w:r>
-        <w:t>Safety does not follow the same shape. Qwen3-4B rises from 0.115 to 0.125 to 0.155, but neither increase is significant after correction. Llama rises slightly at INT8 and falls at NF4. Mistral reaches the same 0.565 ASR at INT8 and NF4. These non-monotonic paths argue against a single precision-driven alignment mechanism.</w:t>
+        <w:t>Safety does not follow the same shape. Qwen3-4B rises from 0.115 to 0.125 to 0.155, but neither increase is significant after correction. Llama rises slightly at INT8 and falls at NF4, while Mistral reaches the same 0.565 ASR at INT8 and NF4. These non-monotonic paths argue against a single precision-driven alignment mechanism.</w:t>
       </w:r>
     </w:p>
     <w:p>
       <w:pPr/>
       <w:r>
-        <w:t>The 512-token INT8 rerun also resolves a historical warning. A Llama INT8 increase had appeared at 128 tokens under both judges. At 512 tokens, the classifier delta is +0.005 with p = 1.000 and the API-judge delta is +0.010 with p = 0.688. The apparent safety effect does not survive the generation-budget correction.</w:t>
+        <w:t>The 512-token INT8 rerun also resolves a historical warning. A Llama INT8 increase had appeared at 128 tokens under both judges. At 512 tokens, however, the classifier delta is +0.005 with p = 1.000 and the API-judge delta is +0.010 with p = 0.688, so the apparent safety effect does not survive the generation-budget correction.</w:t>
       </w:r>
     </w:p>
     <w:p>
@@ -9982,7 +9982,7 @@
     <w:p>
       <w:pPr/>
       <w:r>
-        <w:t>RQ2 asks whether NF4 increases benign over-refusal. The pre-specified regex finds no significant increase; its only corrected movement is the Phi decrease. The semantic judge finds neither a significant increase nor the same Phi decrease. The scorer changes the interpretation of one benign-direction result, but not the answer to the research question.</w:t>
+        <w:t>RQ2 asks whether NF4 increases benign over-refusal. The pre-specified regex finds no significant increase, and its only corrected movement is the Phi decrease. By contrast, the semantic judge finds neither a significant increase nor the same Phi decrease. The scorer therefore changes the interpretation of one benign-direction result, but not the answer to the research question.</w:t>
       </w:r>
     </w:p>
     <w:p>
@@ -9994,7 +9994,7 @@
     <w:p>
       <w:pPr/>
       <w:r>
-        <w:t>RQ4 asks about scale, family, and precision. The smaller Qwen is more sensitive on MMLU, but the pattern does not reproduce cleanly on ARC. Cross-family safety directions differ. INT8 stays close to fp16 on capability while NF4 contains the largest losses. The evidence supports heterogeneity, not one shared response to bit-width.</w:t>
+        <w:t>RQ4 asks about scale, family, and precision. The smaller Qwen is more sensitive on MMLU, but the pattern does not reproduce cleanly on ARC. In addition, cross-family safety directions differ, and INT8 stays close to fp16 on capability while NF4 contains the largest losses. Overall, the evidence supports heterogeneity, not one shared response to bit-width.</w:t>
       </w:r>
     </w:p>
     <w:p>
@@ -10029,13 +10029,13 @@
     <w:p>
       <w:pPr/>
       <w:r>
-        <w:t>Figure 5.1 compares the HarmBench classifier with the refusal-regex proxy. The proxy systematically reports higher attack-success rates for several aliases because it treats non-refusal as compliance. That is not the construct HarmBench defines. A response may avoid an explicit refusal and still fail to provide the requested harmful information.</w:t>
+        <w:t>Figure 5.1 compares the HarmBench classifier with the refusal-regex proxy. The proxy systematically reports higher attack-success rates for several aliases because it treats non-refusal as compliance. However, that is not the construct HarmBench defines: a response may avoid an explicit refusal and still fail to provide the requested harmful information.</w:t>
       </w:r>
     </w:p>
     <w:p>
       <w:pPr/>
       <w:r>
-        <w:t>The divergence is largest in model families whose response style does not align with the regex. Per-alias classifier-versus-proxy kappa ranges from roughly 0.25 to 0.84 at the 512-token budget. The proxy even reverses the sign for Mistral: it suggests a harmful-ward increase, while the classifier gives a small safe-ward decrease. This is why the classifier is the primary outcome and the proxy is retained only as a transparent secondary view.</w:t>
+        <w:t>The divergence is largest in model families whose response style does not align with the regex. Per-alias classifier-versus-proxy kappa ranges from roughly 0.25 to 0.84 at the 512-token budget. For Mistral the proxy even reverses the sign, suggesting a harmful-ward increase where the classifier gives a small safe-ward decrease. Consequently, the classifier is the primary outcome and the proxy is retained only as a transparent secondary view.</w:t>
       </w:r>
     </w:p>
     <w:p>
@@ -10047,7 +10047,7 @@
     <w:p>
       <w:pPr/>
       <w:r>
-        <w:t>The correction was made through derived sidecars. Original generations and summaries were not overwritten. This preserves an auditable before-and-after record: the classifier result supports the current claim, while the proxy remains visible as evidence for why the interpretation changed.</w:t>
+        <w:t>The correction was made through derived sidecars, and original generations and summaries were not overwritten. This preserves an auditable before-and-after record: the classifier result supports the current claim, while the proxy remains visible as evidence for why the interpretation changed.</w:t>
       </w:r>
     </w:p>
     <w:p>
@@ -10128,7 +10128,7 @@
     <w:p>
       <w:pPr/>
       <w:r>
-        <w:t>Llama Guard's per-pair directions agree with the classifier for four pairs. Qwen3-1.7B is the exception: the classifier is flat and Llama Guard decreases by 0.050. Neither result is significant. On Llama, Llama Guard agrees on direction but not the classifier's uncorrected significance. The report therefore rests on the corrected family rather than one judge-specific p-value.</w:t>
+        <w:t>Llama Guard's per-pair directions agree with the classifier for four pairs. Qwen3-1.7B is the exception: the classifier is flat and Llama Guard decreases by 0.050, and neither result is significant. Similarly, on Llama, Llama Guard agrees on direction but not on the classifier's uncorrected significance. The report therefore rests on the corrected family rather than one judge-specific p-value.</w:t>
       </w:r>
     </w:p>
     <w:p>
@@ -10988,7 +10988,7 @@
     <w:p>
       <w:pPr/>
       <w:r>
-        <w:t>The sample is stratified toward scorer disagreements, so its class prevalence is not an estimate of population ASR. It has one annotator, which limits the gold-standard claim. The correct interpretation is comparative: within this audit sample, the classifier is better grounded than the refusal proxy. A second annotator would quantify the human reliability ceiling.</w:t>
+        <w:t>The sample is stratified toward scorer disagreements, so its class prevalence is not an estimate of population ASR. It has one annotator, which limits the gold-standard claim. Accordingly, the correct interpretation is comparative: within this audit sample, the classifier is better grounded than the refusal proxy. A second annotator would quantify the human reliability ceiling.</w:t>
       </w:r>
     </w:p>
     <w:p>
@@ -11014,7 +11014,7 @@
     <w:p>
       <w:pPr/>
       <w:r>
-        <w:t>The independent three-class refusal judge does not reproduce the Phi-4-mini regex decrease. Its strict mapping gives a small positive delta and its broad mapping is near zero; neither is significant. Across all pairs, no semantic-judge result shows a statistically significant increase in over-refusal.</w:t>
+        <w:t>The independent three-class refusal judge does not reproduce the Phi-4-mini regex decrease. Its strict mapping gives a small positive delta and its broad mapping is near zero, and neither is significant. Across all pairs, no semantic-judge result shows a statistically significant increase in over-refusal.</w:t>
       </w:r>
     </w:p>
     <w:p>
@@ -11044,7 +11044,7 @@
     <w:p>
       <w:pPr/>
       <w:r>
-        <w:t>The validation-informed multiplicity family replaces only the over-refusal instrument with judge-strict scoring. It retains the five pairs and other outcomes. Its two survivors are the Qwen MMLU and Llama ARC losses; no safety or over-refusal contrast survives.</w:t>
+        <w:t>The validation-informed multiplicity family replaces only the over-refusal instrument with judge-strict scoring, and it retains the five pairs and other outcomes. Its two survivors are the Qwen MMLU and Llama ARC losses, and no safety or over-refusal contrast survives.</w:t>
       </w:r>
     </w:p>
     <w:p>
@@ -11070,7 +11070,7 @@
     <w:p>
       <w:pPr/>
       <w:r>
-        <w:t>Truncation is highly model-dependent. At 128 tokens it affects most Mistral and Phi responses, a majority of Qwen responses, and relatively few Llama responses. A pooled percentage conceals different exposure across families. The 512-token rerun is necessary for cross-family interpretation, not merely a cosmetic extension.</w:t>
+        <w:t>Truncation is highly model-dependent. At 128 tokens it affects most Mistral and Phi responses, a majority of Qwen responses, and relatively few Llama responses, so a pooled percentage conceals different exposure across families. Consequently, the 512-token rerun is necessary for cross-family interpretation, not merely a cosmetic extension.</w:t>
       </w:r>
     </w:p>
     <w:p>
@@ -11948,7 +11948,7 @@
     <w:p>
       <w:pPr/>
       <w:r>
-        <w:t>One Qwen3-4B seed and one Phi seed are individually significant, in opposite directions. Selecting either after inspection would produce a misleading narrative. Reporting all five seeds and their mean shows that isolated significance is compatible with repeated testing and stochastic variation.</w:t>
+        <w:t>One Qwen3-4B seed and one Phi seed are individually significant, in opposite directions, and selecting either after inspection would produce a misleading narrative. Reporting all five seeds and their mean therefore shows that isolated significance is compatible with repeated testing and stochastic variation.</w:t>
       </w:r>
     </w:p>
     <w:p>
@@ -12883,13 +12883,13 @@
     <w:p>
       <w:pPr/>
       <w:r>
-        <w:t>The validation results can be read as a sequence of eliminated explanations. The refusal proxy is not trusted because human labels show severe over-flagging. The classifier is not trusted alone; an API judge and Llama Guard test judge dependence. The 128-token result is not trusted because truncation is common; the 512-token rerun replaces it. Greedy decoding is not assumed representative; five stochastic seeds test sensitivity.</w:t>
+        <w:t>The validation results can be read as a sequence of eliminated explanations. The refusal proxy is not trusted because human labels show severe over-flagging. The classifier is not trusted alone either, so an API judge and Llama Guard test judge dependence. The 128-token result is not trusted because truncation is common, and the 512-token rerun replaces it. Finally, greedy decoding is not assumed representative, so five stochastic seeds test sensitivity.</w:t>
       </w:r>
     </w:p>
     <w:p>
       <w:pPr/>
       <w:r>
-        <w:t>No single check is decisive. Together they make a large hidden harmful-ward effect less plausible in the tested setting. Remaining uncertainty is concentrated in effects below the MDE, attack-based threat models, languages and model families outside the sample, and the subjectivity of single-annotator human labels.</w:t>
+        <w:t>No single check is decisive. Together, however, they make a large hidden harmful- ward effect less plausible in the tested setting. Remaining uncertainty is concentrated in effects below the MDE, attack-based threat models, languages and model families outside the sample, and the subjectivity of single-annotator human labels.</w:t>
       </w:r>
     </w:p>
     <w:p>
@@ -12930,7 +12930,7 @@
     <w:p>
       <w:pPr/>
       <w:r>
-        <w:t>The evidence also rejects two tempting simplifications. Quantization is not reliably safety-improving: the directions differ by pair, and the only individually significant classifier movement is accompanied by capability loss. Quantization is not reliably safety-degrading either: the harmful-ward estimates are small, unresolved, and not reproduced as corrected effects across judges.</w:t>
+        <w:t>The evidence also rejects two tempting simplifications. Quantization is not reliably safety-improving: the directions differ by pair, and the only individually significant classifier movement is accompanied by capability loss. Similarly, quantization is not reliably safety-degrading either: the harmful-ward estimates are small, unresolved, and not reproduced as corrected effects across judges.</w:t>
       </w:r>
     </w:p>
     <w:p>
@@ -14479,13 +14479,13 @@
     <w:p>
       <w:pPr/>
       <w:r>
-        <w:t>The scorer findings align with StrongREJECT's warning about empty jailbreaks [41] and SORRY-Bench's insistence that safety refusal be interpreted with utility [42]. The HarmBench regex counted willingness, while the classifier evaluated behaviour completion. On XSTest, the opposite failure occurred: the regex missed semantic refusals. Simple string rules can fail in both directions depending on the construct.</w:t>
+        <w:t>The scorer findings align with StrongREJECT's warning about empty jailbreaks [41] and SORRY-Bench's insistence that safety refusal be interpreted with utility [42]. The HarmBench regex counted willingness, while the classifier evaluated behaviour completion. On XSTest, by contrast, the opposite failure occurred: the regex missed semantic refusals. Simple string rules can therefore fail in both directions depending on the construct.</w:t>
       </w:r>
     </w:p>
     <w:p>
       <w:pPr/>
       <w:r>
-        <w:t>The capability findings also qualify earlier capability-focused quantization work. Large evaluations often report good average retention at four bits [7]-[9], but the Qwen3-1.7B MMLU loss shows that compact models and task subsets can still contain material failures. The Mistral ARC gain and Qwen3-4B stability, conversely, show that the loss is not universal.</w:t>
+        <w:t>The capability findings also qualify earlier capability-focused quantization work. Large evaluations often report good average retention at four bits [7]-[9], but the Qwen3-1.7B MMLU loss shows that compact models and task subsets can still contain material failures. Conversely, the Mistral ARC gain and Qwen3-4B stability show that the loss is not universal.</w:t>
       </w:r>
     </w:p>
     <w:p>
@@ -14497,7 +14497,7 @@
     <w:p>
       <w:pPr/>
       <w:r>
-        <w:t>The direct-request boundary explains why adversarial studies should not be used as either confirmation or contradiction. JailbreakBench evaluates a model under an attack procedure [43]. Q-Misalign constructs a quantization-conditioned attack [39]. The current design evaluates ordinary quantization without an attack. The three settings address complementary risks.</w:t>
+        <w:t>The direct-request boundary explains why adversarial studies should not be used as either confirmation or contradiction. JailbreakBench evaluates a model under an attack procedure [43], while Q-Misalign constructs a quantization-conditioned attack [39]. The current design evaluates ordinary quantization without an attack. The three settings therefore address complementary risks.</w:t>
       </w:r>
     </w:p>
     <w:p>
@@ -14511,7 +14511,7 @@
     <w:p>
       <w:pPr/>
       <w:r>
-        <w:t>The capability result is practically important because a compressed model is chosen for deployment, not only for a benchmark. Qwen3-1.7B loses nine MMLU points under NF4. Llama loses about 3.2 ARC points. These losses do not occur uniformly, but they are large enough to change which tasks a model can be trusted to perform.</w:t>
+        <w:t>The capability result is practically important because a compressed model is chosen for deployment, not only for a benchmark. Qwen3-1.7B loses nine MMLU points under NF4, and Llama loses about 3.2 ARC points. These losses do not occur uniformly, but they are large enough to change which tasks a model can be trusted to perform.</w:t>
       </w:r>
     </w:p>
     <w:p>
@@ -14523,7 +14523,7 @@
     <w:p>
       <w:pPr/>
       <w:r>
-        <w:t>The two capability anchors also caution against a single-number deployment decision. Qwen3-1.7B looks much worse on MMLU than ARC, while Llama's strongest corrected loss is on ARC. A deployment team should evaluate tasks close to its own workload rather than treat one aggregate benchmark as a universal capability score.</w:t>
+        <w:t>The two capability anchors also caution against a single-number deployment decision. Qwen3-1.7B looks much worse on MMLU than ARC, while Llama's strongest corrected loss is on ARC. Therefore, a deployment team should evaluate tasks close to its own workload rather than treat one aggregate benchmark as a universal capability score.</w:t>
       </w:r>
     </w:p>
     <w:p>
@@ -14535,13 +14535,13 @@
     <w:p>
       <w:pPr/>
       <w:r>
-        <w:t>A responsible process begins with the application. If the workload resembles multiple-choice knowledge tasks, the Qwen MMLU result is directly concerning. If it requires open-ended reasoning or coding, neither MMLU nor ARC is sufficient. The same matched comparison should be repeated on representative tasks before deployment.</w:t>
+        <w:t>A responsible process begins with the application. If the workload resembles multiple-choice knowledge tasks, the Qwen MMLU result is directly concerning, whereas if it requires open-ended reasoning or coding, neither MMLU nor ARC is sufficient. Accordingly, the same matched comparison should be repeated on representative tasks before deployment.</w:t>
       </w:r>
     </w:p>
     <w:p>
       <w:pPr/>
       <w:r>
-        <w:t>Safety should be evaluated on the final serving stack. A pre-quantized checkpoint, a GGUF runtime, or different attention kernels may not reproduce the BitsAndBytes result. Chat templates, system prompts, decoding limits, and moderation layers also contribute to the deployed behaviour. Precision is one component of a larger system.</w:t>
+        <w:t>Safety should be evaluated on the final serving stack. A pre-quantized checkpoint, a GGUF runtime, or different attention kernels may not reproduce the BitsAndBytes result. Chat templates, system prompts, decoding limits, and moderation layers also contribute to the deployed behaviour. Overall, precision is one component of a larger system.</w:t>
       </w:r>
     </w:p>
     <w:p>
@@ -14555,13 +14555,13 @@
     <w:p>
       <w:pPr/>
       <w:r>
-        <w:t>Scorer validation is not an auxiliary engineering check. It changes the scientific conclusion. The refusal proxy overstates HarmBench success and the XSTest regex misses most human full refusals. In both cases, a semantic instrument is better grounded against the human sample.</w:t>
+        <w:t>Scorer validation is not an auxiliary engineering check, because it changes the scientific conclusion. The refusal proxy overstates HarmBench success and the XSTest regex misses most human full refusals. In both cases, a semantic instrument is better grounded against the human sample.</w:t>
       </w:r>
     </w:p>
     <w:p>
       <w:pPr/>
       <w:r>
-        <w:t>At the same time, semantic judges introduce their own limitations. The API judge is versioned but external. Llama Guard is open-weight but uses a broader policy construct. Human labels are more direct but expensive and subjective. Evidence is triangulated across the primary benchmark-specific classifier, alternative judges, prompt-level agreement, and a disclosed human audit.</w:t>
+        <w:t>At the same time, semantic judges introduce their own limitations. The API judge is versioned but external, Llama Guard is open-weight but uses a broader policy construct, and human labels are more direct but expensive and subjective. Evidence is therefore triangulated across the primary benchmark-specific classifier, alternative judges, prompt-level agreement, and a disclosed human audit.</w:t>
       </w:r>
     </w:p>
     <w:p>
@@ -14573,7 +14573,7 @@
     <w:p>
       <w:pPr/>
       <w:r>
-        <w:t>The two scorer failures point in opposite directions. On HarmBench, a refusal proxy over-counts success because it cannot evaluate response content. On XSTest, a narrow refusal regex under-counts refusal because it misses indirect language. A transparent rule is therefore not automatically conservative. Its bias depends on how its surface patterns relate to the construct.</w:t>
+        <w:t>The two scorer failures point in opposite directions. On HarmBench, a refusal proxy over-counts success because it cannot evaluate response content. On XSTest, by contrast, a narrow refusal regex under-counts refusal because it misses indirect language. A transparent rule is therefore not automatically conservative, because its bias depends on how its surface patterns relate to the construct.</w:t>
       </w:r>
     </w:p>
     <w:p>
@@ -14607,7 +14607,7 @@
     <w:p>
       <w:pPr/>
       <w:r>
-        <w:t>The matched revisions, shared prompts, fixed decoding controls, and paired tests strengthen causal attribution to the load-time precision change. Residual threats include numerical differences in kernels, model-specific chat-template behaviour, and the historical environment-provenance gap. The primary tree is internally consistent, but the earliest runs cannot be claimed as bit-for-bit reproducible on a new machine.</w:t>
+        <w:t>The matched revisions, shared prompts, fixed decoding controls, and paired tests strengthen causal attribution to the load-time precision change. However, residual threats include numerical differences in kernels, model-specific chat-template behaviour, and the historical environment-provenance gap. The primary tree is internally consistent, but the earliest runs cannot be claimed as bit-for-bit reproducible on a new machine.</w:t>
       </w:r>
     </w:p>
     <w:p>
@@ -14625,7 +14625,7 @@
     <w:p>
       <w:pPr/>
       <w:r>
-        <w:t>Several analysis choices are rule-based, including parser behaviour and interpretation labels. Automated tests protect these rules against accidental change. A rule can still be scientifically imperfect. Human audits and alternative scorers are therefore necessary even when the code is deterministic.</w:t>
+        <w:t>Several analysis choices are rule-based, including parser behaviour and interpretation labels. Automated tests protect these rules against accidental change. However, a rule can still be scientifically imperfect, so human audits and alternative scorers remain necessary even when the code is deterministic.</w:t>
       </w:r>
     </w:p>
     <w:p>
@@ -14651,7 +14651,7 @@
     <w:p>
       <w:pPr/>
       <w:r>
-        <w:t>The HarmBench classifier is trained for the benchmark's behaviour criterion, which supports construct alignment but creates dependence on one learned evaluator. The API judge shares the criterion but not the weights. Llama Guard changes both weights and construct. The triangulation is useful precisely because these dependencies differ.</w:t>
+        <w:t>The HarmBench classifier is trained for the benchmark's behaviour criterion, which supports construct alignment but creates dependence on one learned evaluator. The API judge shares the criterion but not the weights, whereas Llama Guard changes both weights and construct. The triangulation is useful precisely because these dependencies differ.</w:t>
       </w:r>
     </w:p>
     <w:p>
@@ -14677,7 +14677,7 @@
     <w:p>
       <w:pPr/>
       <w:r>
-        <w:t>The study's strongest generalisable contribution is methodological: match the weights, evaluate safety and capability together, pair the statistics, declare multiplicity, and validate the scorer. The numerical results should remain attached to the evaluated models and conditions.</w:t>
+        <w:t>The study's strongest generalisable contribution is methodological: match the weights, evaluate safety and capability together, pair the statistics, declare multiplicity, and validate the scorer. By contrast, the numerical results should remain attached to the evaluated models and conditions.</w:t>
       </w:r>
     </w:p>
     <w:p>
@@ -14689,7 +14689,7 @@
     <w:p>
       <w:pPr/>
       <w:r>
-        <w:t>The V100 environment is relevant because numerical kernels and supported attention paths differ across hardware generations. Both members of each pair share the environment, which protects the within-pair contrast. Generalisation to other runtimes remains an empirical question.</w:t>
+        <w:t>The V100 environment is relevant because numerical kernels and supported attention paths differ across hardware generations. Both members of each pair share the environment, which protects the within-pair contrast. Nevertheless, generalisation to other runtimes remains an empirical question.</w:t>
       </w:r>
     </w:p>
     <w:p>
@@ -14778,19 +14778,19 @@
     <w:p>
       <w:pPr/>
       <w:r>
-        <w:t>The central lesson is methodological. Quantization effects cannot be interpreted from a single refusal count. Safety, helpfulness, and capability must be measured together, and the scorer must be validated against the construct it claims to measure.</w:t>
+        <w:t>The central lesson is methodological. Quantization effects cannot be interpreted from a single refusal count. Instead, safety, helpfulness, and capability must be measured together, and the scorer must be validated against the construct it claims to measure.</w:t>
       </w:r>
     </w:p>
     <w:p>
       <w:pPr/>
       <w:r>
-        <w:t>The rewritten report also changes how the contribution is presented. The benchmarking framework, cluster jobs, and audit machinery support the study, but they are not treated as the primary result. The contribution is the evidence produced by a controlled design and the measurement lessons revealed when the original scorers were challenged.</w:t>
+        <w:t>This report also changes how the contribution is presented. The benchmarking framework, cluster jobs, and audit machinery support the study, but they are not treated as the primary result. The contribution is instead the evidence produced by a controlled design, together with the measurement lessons revealed when the original scorers were challenged.</w:t>
       </w:r>
     </w:p>
     <w:p>
       <w:pPr/>
       <w:r>
-        <w:t>Within its boundaries, the study provides a clear deployment conclusion. INT8 preserves capability more consistently than NF4 under the tested margins. NF4 can impose material task-specific losses. Neither precision produces a corrected harmful-compliance increase at the 512-token DirectRequest setting. A deployment team should therefore prioritise capability validation while retaining safety checks on the final artefact.</w:t>
+        <w:t>Within its boundaries, the study provides a clear deployment conclusion. INT8 preserves capability more consistently than NF4 under the tested margins, whereas NF4 can impose material task-specific losses. Neither precision produces a corrected harmful-compliance increase at the 512-token DirectRequest setting. A deployment team should therefore prioritise capability validation while retaining safety checks on the final artefact.</w:t>
       </w:r>
     </w:p>
     <w:p>
